--- a/Classwork_ALevel_20260904.docx
+++ b/Classwork_ALevel_20260904.docx
@@ -551,6 +551,7 @@
                 <w:sz w:val="19"/>
               </w:rPr>
             </w:pPr>
+            <w:commentRangeStart w:id="1"/>
             <w:r>
               <w:rPr>
                 <w:rFonts w:eastAsia="ＭＳ 明朝" w:cs="" w:ascii="Courier New" w:hAnsi="Courier New"/>
@@ -664,6 +665,13 @@
                 <w:szCs w:val="22"/>
                 <w:lang w:val="en-US" w:eastAsia="zh-CN" w:bidi="ar-SA"/>
               </w:rPr>
+            </w:r>
+            <w:commentRangeEnd w:id="1"/>
+            <w:r>
+              <w:rPr>
+                <w:rStyle w:val="CommentReference"/>
+              </w:rPr>
+              <w:commentReference w:id="1"/>
             </w:r>
           </w:p>
         </w:tc>
@@ -2010,6 +2018,7 @@
                 <w:sz w:val="19"/>
               </w:rPr>
             </w:pPr>
+            <w:commentRangeStart w:id="2"/>
             <w:r>
               <w:rPr>
                 <w:rFonts w:eastAsia="ＭＳ 明朝" w:cs="" w:ascii="Courier New" w:hAnsi="Courier New"/>
@@ -2072,6 +2081,13 @@
                 <w:szCs w:val="22"/>
                 <w:lang w:val="en-US" w:eastAsia="en-US" w:bidi="ar-SA"/>
               </w:rPr>
+            </w:r>
+            <w:commentRangeEnd w:id="2"/>
+            <w:r>
+              <w:rPr>
+                <w:rStyle w:val="CommentReference"/>
+              </w:rPr>
+              <w:commentReference w:id="2"/>
             </w:r>
           </w:p>
         </w:tc>
@@ -4656,6 +4672,7 @@
                 <w:lang w:eastAsia="zh-CN"/>
               </w:rPr>
             </w:pPr>
+            <w:commentRangeStart w:id="3"/>
             <w:r>
               <w:rPr>
                 <w:rFonts w:eastAsia="ＭＳ 明朝" w:cs="" w:ascii="Courier New" w:hAnsi="Courier New"/>
@@ -4729,6 +4746,13 @@
                 <w:szCs w:val="22"/>
                 <w:lang w:val="en-US" w:eastAsia="zh-CN" w:bidi="ar-SA"/>
               </w:rPr>
+            </w:r>
+            <w:commentRangeEnd w:id="3"/>
+            <w:r>
+              <w:rPr>
+                <w:rStyle w:val="CommentReference"/>
+              </w:rPr>
+              <w:commentReference w:id="3"/>
             </w:r>
           </w:p>
         </w:tc>
@@ -4819,6 +4843,7 @@
                 <w:lang w:eastAsia="zh-CN"/>
               </w:rPr>
             </w:pPr>
+            <w:commentRangeStart w:id="4"/>
             <w:r>
               <w:rPr>
                 <w:rFonts w:ascii="Consolas;Courier New;monospace" w:hAnsi="Consolas;Courier New;monospace"/>
@@ -5870,6 +5895,13 @@
                 <w:szCs w:val="22"/>
                 <w:lang w:val="en-US" w:eastAsia="zh-CN" w:bidi="ar-SA"/>
               </w:rPr>
+            </w:r>
+            <w:commentRangeEnd w:id="4"/>
+            <w:r>
+              <w:rPr>
+                <w:rStyle w:val="CommentReference"/>
+              </w:rPr>
+              <w:commentReference w:id="4"/>
             </w:r>
           </w:p>
         </w:tc>
@@ -5979,6 +6011,7 @@
                 <w:lang w:eastAsia="zh-CN"/>
               </w:rPr>
             </w:pPr>
+            <w:commentRangeStart w:id="5"/>
             <w:r>
               <w:rPr>
                 <w:rFonts w:eastAsia="ＭＳ 明朝" w:cs="" w:ascii="Consolas;Courier New;monospace" w:hAnsi="Consolas;Courier New;monospace"/>
@@ -7170,6 +7203,13 @@
                 <w:szCs w:val="22"/>
                 <w:lang w:val="en-US" w:eastAsia="zh-CN" w:bidi="ar-SA"/>
               </w:rPr>
+            </w:r>
+            <w:commentRangeEnd w:id="5"/>
+            <w:r>
+              <w:rPr>
+                <w:rStyle w:val="CommentReference"/>
+              </w:rPr>
+              <w:commentReference w:id="5"/>
             </w:r>
           </w:p>
         </w:tc>
@@ -7390,6 +7430,46 @@
     </w:sectPr>
   </w:body>
 </w:document>
+</file>
+
+<file path=word/comments.xml><?xml version="1.0" encoding="utf-8"?>
+<w:comments xmlns:w="http://schemas.openxmlformats.org/wordprocessingml/2006/main">
+  <w:comment w:id="1" w:author="Teacher" w:date="2026-09-05T00:00:00Z">
+    <w:p>
+      <w:r>
+        <w:t>Correct return of -1, but the explanation is too brief. State that when the target is absent, found never becomes True, the while loop runs to the end, and the else branch returns -1 regardless of i - so the bug does not affect this case. (-1 mark)</w:t>
+      </w:r>
+    </w:p>
+  </w:comment>
+  <w:comment w:id="2" w:author="Teacher" w:date="2026-09-05T00:00:00Z">
+    <w:p>
+      <w:r>
+        <w:t>Correct that -1 is returned. You did not give a reason WHY the empty-list test is valid - it is a boundary case (the smallest possible input) that can reveal index / return-value errors. (-2 marks)</w:t>
+      </w:r>
+    </w:p>
+  </w:comment>
+  <w:comment w:id="3" w:author="Teacher" w:date="2026-09-05T00:00:00Z">
+    <w:p>
+      <w:r>
+        <w:t>4 comparisons - correct. Give the reason properly: each comparison halves the remaining search space, so 10 items need at most log2(10) ~ 4 comparisons. Saying just 'O(log n)' is acceptable but explain the halving. (-1 mark)</w:t>
+      </w:r>
+    </w:p>
+  </w:comment>
+  <w:comment w:id="4" w:author="Teacher" w:date="2026-09-05T00:00:00Z">
+    <w:p>
+      <w:r>
+        <w:t>The while condition is written as 'current &lt; values[pos-1] and pos &gt; 0'. When pos reaches 0, values[pos-1] is evaluated FIRST, giving values[-1] (a Python negative index) instead of stopping. Swap the order: 'pos &gt; 0 and values[pos-1] &gt; current'. (-3 marks)</w:t>
+      </w:r>
+    </w:p>
+  </w:comment>
+  <w:comment w:id="5" w:author="Teacher" w:date="2026-09-05T00:00:00Z">
+    <w:p>
+      <w:r>
+        <w:t>Same issue as part (a): the while-condition order causes negative-index access. Also ensure the shift counter only increments for each shift inside the loop. (-1 mark)</w:t>
+      </w:r>
+    </w:p>
+  </w:comment>
+</w:comments>
 </file>
 
 <file path=word/header1.xml><?xml version="1.0" encoding="utf-8"?>
